--- a/experiment/docs/11_中文图件索引与正确引用.docx
+++ b/experiment/docs/11_中文图件索引与正确引用.docx
@@ -144,7 +144,7 @@
                 <w:b w:val="0"/>
                 <w:sz w:val="18"/>
               </w:rPr>
-              <w:t>results/figures/01_dem_routes.png</w:t>
+              <w:t>results\figures\01_dem_routes.png</w:t>
             </w:r>
           </w:p>
         </w:tc>
@@ -200,7 +200,7 @@
                 <w:b w:val="0"/>
                 <w:sz w:val="18"/>
               </w:rPr>
-              <w:t>results/figures/q1/q1_00_dem.png</w:t>
+              <w:t>results\figures\q1\q1_00_dem.png</w:t>
             </w:r>
           </w:p>
         </w:tc>
@@ -256,7 +256,7 @@
                 <w:b w:val="0"/>
                 <w:sz w:val="18"/>
               </w:rPr>
-              <w:t>results/figures/02_safe_payload.png</w:t>
+              <w:t>results\figures\02_safe_payload.png</w:t>
             </w:r>
           </w:p>
         </w:tc>
@@ -312,7 +312,7 @@
                 <w:b w:val="0"/>
                 <w:sz w:val="18"/>
               </w:rPr>
-              <w:t>results/figures/03_service_sorties.png</w:t>
+              <w:t>results\figures\03_service_sorties.png</w:t>
             </w:r>
           </w:p>
         </w:tc>
@@ -368,7 +368,7 @@
                 <w:b w:val="0"/>
                 <w:sz w:val="18"/>
               </w:rPr>
-              <w:t>results/figures/04_energy_components.png</w:t>
+              <w:t>results\figures\04_energy_components.png</w:t>
             </w:r>
           </w:p>
         </w:tc>
@@ -424,7 +424,7 @@
                 <w:b w:val="0"/>
                 <w:sz w:val="18"/>
               </w:rPr>
-              <w:t>results/figures/05_return_soc.png</w:t>
+              <w:t>results\figures\05_return_soc.png</w:t>
             </w:r>
           </w:p>
         </w:tc>
@@ -480,7 +480,7 @@
                 <w:b w:val="0"/>
                 <w:sz w:val="18"/>
               </w:rPr>
-              <w:t>results/figures/06_reserve_sorties.png</w:t>
+              <w:t>results\figures\06_reserve_sorties.png</w:t>
             </w:r>
           </w:p>
         </w:tc>
@@ -536,7 +536,7 @@
                 <w:b w:val="0"/>
                 <w:sz w:val="18"/>
               </w:rPr>
-              <w:t>results/figures/07_reserve_energy.png</w:t>
+              <w:t>results\figures\07_reserve_energy.png</w:t>
             </w:r>
           </w:p>
         </w:tc>
@@ -592,7 +592,7 @@
                 <w:b w:val="0"/>
                 <w:sz w:val="18"/>
               </w:rPr>
-              <w:t>results/figures/08_limiting_payload_sensitivity.png</w:t>
+              <w:t>results\figures\08_limiting_payload_sensitivity.png</w:t>
             </w:r>
           </w:p>
         </w:tc>
@@ -648,7 +648,7 @@
                 <w:b w:val="0"/>
                 <w:sz w:val="18"/>
               </w:rPr>
-              <w:t>results/figures/09_sortie_energy_frontier.png</w:t>
+              <w:t>results\figures\09_sortie_energy_frontier.png</w:t>
             </w:r>
           </w:p>
         </w:tc>
@@ -704,7 +704,7 @@
                 <w:b w:val="0"/>
                 <w:sz w:val="18"/>
               </w:rPr>
-              <w:t>results/figures/10_node_dem_difference.png</w:t>
+              <w:t>results\figures\10_node_dem_difference.png</w:t>
             </w:r>
           </w:p>
         </w:tc>
@@ -760,7 +760,7 @@
                 <w:b w:val="0"/>
                 <w:sz w:val="18"/>
               </w:rPr>
-              <w:t>results/figures/11_demand_distribution.png</w:t>
+              <w:t>results\figures\11_demand_distribution.png</w:t>
             </w:r>
           </w:p>
         </w:tc>
@@ -816,7 +816,7 @@
                 <w:b w:val="0"/>
                 <w:sz w:val="18"/>
               </w:rPr>
-              <w:t>results/figures/q1/terrain_S001.png</w:t>
+              <w:t>results\figures\q1\terrain_S001.png</w:t>
             </w:r>
           </w:p>
         </w:tc>
@@ -872,7 +872,7 @@
                 <w:b w:val="0"/>
                 <w:sz w:val="18"/>
               </w:rPr>
-              <w:t>results/figures/q1/energy_curve_S001.png</w:t>
+              <w:t>results\figures\q1\energy_curve_S001.png</w:t>
             </w:r>
           </w:p>
         </w:tc>
@@ -928,7 +928,7 @@
                 <w:b w:val="0"/>
                 <w:sz w:val="18"/>
               </w:rPr>
-              <w:t>results/figures/q1/terrain_S002.png</w:t>
+              <w:t>results\figures\q1\terrain_S002.png</w:t>
             </w:r>
           </w:p>
         </w:tc>
@@ -984,7 +984,7 @@
                 <w:b w:val="0"/>
                 <w:sz w:val="18"/>
               </w:rPr>
-              <w:t>results/figures/q1/energy_curve_S002.png</w:t>
+              <w:t>results\figures\q1\energy_curve_S002.png</w:t>
             </w:r>
           </w:p>
         </w:tc>
@@ -1040,7 +1040,7 @@
                 <w:b w:val="0"/>
                 <w:sz w:val="18"/>
               </w:rPr>
-              <w:t>results/figures/q1/terrain_S003.png</w:t>
+              <w:t>results\figures\q1\terrain_S003.png</w:t>
             </w:r>
           </w:p>
         </w:tc>
@@ -1096,7 +1096,7 @@
                 <w:b w:val="0"/>
                 <w:sz w:val="18"/>
               </w:rPr>
-              <w:t>results/figures/q1/energy_curve_S003.png</w:t>
+              <w:t>results\figures\q1\energy_curve_S003.png</w:t>
             </w:r>
           </w:p>
         </w:tc>
@@ -1152,7 +1152,7 @@
                 <w:b w:val="0"/>
                 <w:sz w:val="18"/>
               </w:rPr>
-              <w:t>results/figures/q1/terrain_S004.png</w:t>
+              <w:t>results\figures\q1\terrain_S004.png</w:t>
             </w:r>
           </w:p>
         </w:tc>
@@ -1208,7 +1208,7 @@
                 <w:b w:val="0"/>
                 <w:sz w:val="18"/>
               </w:rPr>
-              <w:t>results/figures/q1/energy_curve_S004.png</w:t>
+              <w:t>results\figures\q1\energy_curve_S004.png</w:t>
             </w:r>
           </w:p>
         </w:tc>
@@ -1264,7 +1264,7 @@
                 <w:b w:val="0"/>
                 <w:sz w:val="18"/>
               </w:rPr>
-              <w:t>results/figures/q1/terrain_S005.png</w:t>
+              <w:t>results\figures\q1\terrain_S005.png</w:t>
             </w:r>
           </w:p>
         </w:tc>
@@ -1320,7 +1320,7 @@
                 <w:b w:val="0"/>
                 <w:sz w:val="18"/>
               </w:rPr>
-              <w:t>results/figures/q1/energy_curve_S005.png</w:t>
+              <w:t>results\figures\q1\energy_curve_S005.png</w:t>
             </w:r>
           </w:p>
         </w:tc>
@@ -1376,7 +1376,7 @@
                 <w:b w:val="0"/>
                 <w:sz w:val="18"/>
               </w:rPr>
-              <w:t>results/figures/q1/terrain_S006.png</w:t>
+              <w:t>results\figures\q1\terrain_S006.png</w:t>
             </w:r>
           </w:p>
         </w:tc>
@@ -1432,7 +1432,7 @@
                 <w:b w:val="0"/>
                 <w:sz w:val="18"/>
               </w:rPr>
-              <w:t>results/figures/q1/energy_curve_S006.png</w:t>
+              <w:t>results\figures\q1\energy_curve_S006.png</w:t>
             </w:r>
           </w:p>
         </w:tc>
@@ -1488,7 +1488,7 @@
                 <w:b w:val="0"/>
                 <w:sz w:val="18"/>
               </w:rPr>
-              <w:t>results/figures/q1/terrain_S007.png</w:t>
+              <w:t>results\figures\q1\terrain_S007.png</w:t>
             </w:r>
           </w:p>
         </w:tc>
@@ -1544,7 +1544,7 @@
                 <w:b w:val="0"/>
                 <w:sz w:val="18"/>
               </w:rPr>
-              <w:t>results/figures/q1/energy_curve_S007.png</w:t>
+              <w:t>results\figures\q1\energy_curve_S007.png</w:t>
             </w:r>
           </w:p>
         </w:tc>
@@ -1600,7 +1600,7 @@
                 <w:b w:val="0"/>
                 <w:sz w:val="18"/>
               </w:rPr>
-              <w:t>results/figures/q1/terrain_S008.png</w:t>
+              <w:t>results\figures\q1\terrain_S008.png</w:t>
             </w:r>
           </w:p>
         </w:tc>
@@ -1656,7 +1656,7 @@
                 <w:b w:val="0"/>
                 <w:sz w:val="18"/>
               </w:rPr>
-              <w:t>results/figures/12_route_terrain_profile.png</w:t>
+              <w:t>results\figures\12_route_terrain_profile.png</w:t>
             </w:r>
           </w:p>
         </w:tc>
@@ -1712,7 +1712,7 @@
                 <w:b w:val="0"/>
                 <w:sz w:val="18"/>
               </w:rPr>
-              <w:t>results/figures/q1/energy_curve_S008.png</w:t>
+              <w:t>results\figures\q1\energy_curve_S008.png</w:t>
             </w:r>
           </w:p>
         </w:tc>
@@ -1768,7 +1768,7 @@
                 <w:b w:val="0"/>
                 <w:sz w:val="18"/>
               </w:rPr>
-              <w:t>results/figures/q1/terrain_S009.png</w:t>
+              <w:t>results\figures\q1\terrain_S009.png</w:t>
             </w:r>
           </w:p>
         </w:tc>
@@ -1824,7 +1824,7 @@
                 <w:b w:val="0"/>
                 <w:sz w:val="18"/>
               </w:rPr>
-              <w:t>results/figures/q1/energy_curve_S009.png</w:t>
+              <w:t>results\figures\q1\energy_curve_S009.png</w:t>
             </w:r>
           </w:p>
         </w:tc>
@@ -1880,7 +1880,7 @@
                 <w:b w:val="0"/>
                 <w:sz w:val="18"/>
               </w:rPr>
-              <w:t>results/figures/q1/terrain_S010.png</w:t>
+              <w:t>results\figures\q1\terrain_S010.png</w:t>
             </w:r>
           </w:p>
         </w:tc>
@@ -1936,7 +1936,7 @@
                 <w:b w:val="0"/>
                 <w:sz w:val="18"/>
               </w:rPr>
-              <w:t>results/figures/q1/energy_curve_S010.png</w:t>
+              <w:t>results\figures\q1\energy_curve_S010.png</w:t>
             </w:r>
           </w:p>
         </w:tc>
@@ -1992,7 +1992,7 @@
                 <w:b w:val="0"/>
                 <w:sz w:val="18"/>
               </w:rPr>
-              <w:t>results/figures/q1/terrain_S011.png</w:t>
+              <w:t>results\figures\q1\terrain_S011.png</w:t>
             </w:r>
           </w:p>
         </w:tc>
@@ -2048,7 +2048,7 @@
                 <w:b w:val="0"/>
                 <w:sz w:val="18"/>
               </w:rPr>
-              <w:t>results/figures/q1/energy_curve_S011.png</w:t>
+              <w:t>results\figures\q1\energy_curve_S011.png</w:t>
             </w:r>
           </w:p>
         </w:tc>
@@ -2104,7 +2104,7 @@
                 <w:b w:val="0"/>
                 <w:sz w:val="18"/>
               </w:rPr>
-              <w:t>results/figures/q1/terrain_S012.png</w:t>
+              <w:t>results\figures\q1\terrain_S012.png</w:t>
             </w:r>
           </w:p>
         </w:tc>
@@ -2160,7 +2160,7 @@
                 <w:b w:val="0"/>
                 <w:sz w:val="18"/>
               </w:rPr>
-              <w:t>results/figures/q1/energy_curve_S012.png</w:t>
+              <w:t>results\figures\q1\energy_curve_S012.png</w:t>
             </w:r>
           </w:p>
         </w:tc>
@@ -2216,7 +2216,7 @@
                 <w:b w:val="0"/>
                 <w:sz w:val="18"/>
               </w:rPr>
-              <w:t>results/figures/q1/terrain_S013.png</w:t>
+              <w:t>results\figures\q1\terrain_S013.png</w:t>
             </w:r>
           </w:p>
         </w:tc>
@@ -2272,7 +2272,7 @@
                 <w:b w:val="0"/>
                 <w:sz w:val="18"/>
               </w:rPr>
-              <w:t>results/figures/q1/energy_curve_S013.png</w:t>
+              <w:t>results\figures\q1\energy_curve_S013.png</w:t>
             </w:r>
           </w:p>
         </w:tc>
@@ -2328,7 +2328,7 @@
                 <w:b w:val="0"/>
                 <w:sz w:val="18"/>
               </w:rPr>
-              <w:t>results/figures/q1/terrain_S014.png</w:t>
+              <w:t>results\figures\q1\terrain_S014.png</w:t>
             </w:r>
           </w:p>
         </w:tc>
@@ -2384,7 +2384,7 @@
                 <w:b w:val="0"/>
                 <w:sz w:val="18"/>
               </w:rPr>
-              <w:t>results/figures/q1/energy_curve_S014.png</w:t>
+              <w:t>results\figures\q1\energy_curve_S014.png</w:t>
             </w:r>
           </w:p>
         </w:tc>
@@ -2440,7 +2440,7 @@
                 <w:b w:val="0"/>
                 <w:sz w:val="18"/>
               </w:rPr>
-              <w:t>results/figures/q1/terrain_S015.png</w:t>
+              <w:t>results\figures\q1\terrain_S015.png</w:t>
             </w:r>
           </w:p>
         </w:tc>
@@ -2496,7 +2496,7 @@
                 <w:b w:val="0"/>
                 <w:sz w:val="18"/>
               </w:rPr>
-              <w:t>results/figures/q1/energy_curve_S015.png</w:t>
+              <w:t>results\figures\q1\energy_curve_S015.png</w:t>
             </w:r>
           </w:p>
         </w:tc>
@@ -2552,7 +2552,7 @@
                 <w:b w:val="0"/>
                 <w:sz w:val="18"/>
               </w:rPr>
-              <w:t>results/figures/q1/payload_A.png</w:t>
+              <w:t>results\figures\q1\payload_A.png</w:t>
             </w:r>
           </w:p>
         </w:tc>
@@ -2608,7 +2608,7 @@
                 <w:b w:val="0"/>
                 <w:sz w:val="18"/>
               </w:rPr>
-              <w:t>results/figures/q1/payload_B.png</w:t>
+              <w:t>results\figures\q1\payload_B.png</w:t>
             </w:r>
           </w:p>
         </w:tc>
@@ -2664,7 +2664,7 @@
                 <w:b w:val="0"/>
                 <w:sz w:val="18"/>
               </w:rPr>
-              <w:t>results/figures/q1/payload_C.png</w:t>
+              <w:t>results\figures\q1\payload_C.png</w:t>
             </w:r>
           </w:p>
         </w:tc>
@@ -2720,7 +2720,7 @@
                 <w:b w:val="0"/>
                 <w:sz w:val="18"/>
               </w:rPr>
-              <w:t>results/figures/q1/time_components.png</w:t>
+              <w:t>results\figures\q1\time_components.png</w:t>
             </w:r>
           </w:p>
         </w:tc>
@@ -2776,7 +2776,7 @@
                 <w:b w:val="0"/>
                 <w:sz w:val="18"/>
               </w:rPr>
-              <w:t>results/figures/q1/energy_assumptions.png</w:t>
+              <w:t>results\figures\q1\energy_assumptions.png</w:t>
             </w:r>
           </w:p>
         </w:tc>
@@ -2815,7 +2815,7 @@
                 <w:b w:val="0"/>
                 <w:sz w:val="18"/>
               </w:rPr>
-              <w:t>Q2：26架次运输航线与节点</w:t>
+              <w:t>Q2：25架次运输航线与节点</w:t>
             </w:r>
           </w:p>
         </w:tc>
@@ -2832,7 +2832,7 @@
                 <w:b w:val="0"/>
                 <w:sz w:val="18"/>
               </w:rPr>
-              <w:t>results/figures/q2_01_routes.png</w:t>
+              <w:t>results\figures\q2_01_routes.png</w:t>
             </w:r>
           </w:p>
         </w:tc>
@@ -2888,7 +2888,7 @@
                 <w:b w:val="0"/>
                 <w:sz w:val="18"/>
               </w:rPr>
-              <w:t>results/figures/q2_02_drone_gantt.png</w:t>
+              <w:t>results\figures\q2_02_drone_gantt.png</w:t>
             </w:r>
           </w:p>
         </w:tc>
@@ -2944,7 +2944,7 @@
                 <w:b w:val="0"/>
                 <w:sz w:val="18"/>
               </w:rPr>
-              <w:t>results/figures/q2_03_battery_gantt.png</w:t>
+              <w:t>results\figures\q2_03_battery_gantt.png</w:t>
             </w:r>
           </w:p>
         </w:tc>
@@ -3000,7 +3000,7 @@
                 <w:b w:val="0"/>
                 <w:sz w:val="18"/>
               </w:rPr>
-              <w:t>results/figures/q2_04_hard_deadlines.png</w:t>
+              <w:t>results\figures\q2_04_hard_deadlines.png</w:t>
             </w:r>
           </w:p>
         </w:tc>
@@ -3056,7 +3056,7 @@
                 <w:b w:val="0"/>
                 <w:sz w:val="18"/>
               </w:rPr>
-              <w:t>results/figures/q2_06_tradeoff.png</w:t>
+              <w:t>results\figures\q2_06_tradeoff.png</w:t>
             </w:r>
           </w:p>
         </w:tc>
@@ -3112,7 +3112,7 @@
                 <w:b w:val="0"/>
                 <w:sz w:val="18"/>
               </w:rPr>
-              <w:t>results/figures/q2_07_return_soc.png</w:t>
+              <w:t>results\figures\q2_07_return_soc.png</w:t>
             </w:r>
           </w:p>
         </w:tc>
@@ -3168,7 +3168,7 @@
                 <w:b w:val="0"/>
                 <w:sz w:val="18"/>
               </w:rPr>
-              <w:t>results/figures/q2_08_delivery_progress.png</w:t>
+              <w:t>results\figures\q2_08_delivery_progress.png</w:t>
             </w:r>
           </w:p>
         </w:tc>
@@ -3224,7 +3224,7 @@
                 <w:b w:val="0"/>
                 <w:sz w:val="18"/>
               </w:rPr>
-              <w:t>results/figures/q2/routes_model_A.png</w:t>
+              <w:t>results\figures\q2\routes_model_A.png</w:t>
             </w:r>
           </w:p>
         </w:tc>
@@ -3280,7 +3280,7 @@
                 <w:b w:val="0"/>
                 <w:sz w:val="18"/>
               </w:rPr>
-              <w:t>results/figures/q2/routes_model_B.png</w:t>
+              <w:t>results\figures\q2\routes_model_B.png</w:t>
             </w:r>
           </w:p>
         </w:tc>
@@ -3336,7 +3336,7 @@
                 <w:b w:val="0"/>
                 <w:sz w:val="18"/>
               </w:rPr>
-              <w:t>results/figures/q2/routes_model_C.png</w:t>
+              <w:t>results\figures\q2\routes_model_C.png</w:t>
             </w:r>
           </w:p>
         </w:tc>
@@ -3392,7 +3392,7 @@
                 <w:b w:val="0"/>
                 <w:sz w:val="18"/>
               </w:rPr>
-              <w:t>results/figures/q2/box_slack.png</w:t>
+              <w:t>results\figures\q2\box_slack.png</w:t>
             </w:r>
           </w:p>
         </w:tc>
@@ -3448,7 +3448,7 @@
                 <w:b w:val="0"/>
                 <w:sz w:val="18"/>
               </w:rPr>
-              <w:t>results/figures/q2/load_usage.png</w:t>
+              <w:t>results\figures\q2\load_usage.png</w:t>
             </w:r>
           </w:p>
         </w:tc>
@@ -3504,7 +3504,7 @@
                 <w:b w:val="0"/>
                 <w:sz w:val="18"/>
               </w:rPr>
-              <w:t>results/figures/q2/energy_components.png</w:t>
+              <w:t>results\figures\q2\energy_components.png</w:t>
             </w:r>
           </w:p>
         </w:tc>
@@ -3560,7 +3560,7 @@
                 <w:b w:val="0"/>
                 <w:sz w:val="18"/>
               </w:rPr>
-              <w:t>results/figures/q2/model_workload.png</w:t>
+              <w:t>results\figures\q2\model_workload.png</w:t>
             </w:r>
           </w:p>
         </w:tc>
@@ -3616,7 +3616,7 @@
                 <w:b w:val="0"/>
                 <w:sz w:val="18"/>
               </w:rPr>
-              <w:t>results/figures/q3/q3_01_routes.png</w:t>
+              <w:t>results\figures\q3\q3_01_routes.png</w:t>
             </w:r>
           </w:p>
         </w:tc>
@@ -3672,7 +3672,7 @@
                 <w:b w:val="0"/>
                 <w:sz w:val="18"/>
               </w:rPr>
-              <w:t>results/figures/q3/q3_02_drone_gantt.png</w:t>
+              <w:t>results\figures\q3\q3_02_drone_gantt.png</w:t>
             </w:r>
           </w:p>
         </w:tc>
@@ -3728,7 +3728,7 @@
                 <w:b w:val="0"/>
                 <w:sz w:val="18"/>
               </w:rPr>
-              <w:t>results/figures/q3/q3_03_battery_gantt.png</w:t>
+              <w:t>results\figures\q3\q3_03_battery_gantt.png</w:t>
             </w:r>
           </w:p>
         </w:tc>
@@ -3784,7 +3784,7 @@
                 <w:b w:val="0"/>
                 <w:sz w:val="18"/>
               </w:rPr>
-              <w:t>results/figures/q3/q3_04_hard_deadlines.png</w:t>
+              <w:t>results\figures\q3\q3_04_hard_deadlines.png</w:t>
             </w:r>
           </w:p>
         </w:tc>
@@ -3840,7 +3840,7 @@
                 <w:b w:val="0"/>
                 <w:sz w:val="18"/>
               </w:rPr>
-              <w:t>results/figures/q3/q3_06_tradeoff.png</w:t>
+              <w:t>results\figures\q3\q3_06_tradeoff.png</w:t>
             </w:r>
           </w:p>
         </w:tc>
@@ -3896,7 +3896,7 @@
                 <w:b w:val="0"/>
                 <w:sz w:val="18"/>
               </w:rPr>
-              <w:t>results/figures/q3/q3_07_return_soc.png</w:t>
+              <w:t>results\figures\q3\q3_07_return_soc.png</w:t>
             </w:r>
           </w:p>
         </w:tc>
@@ -3952,7 +3952,7 @@
                 <w:b w:val="0"/>
                 <w:sz w:val="18"/>
               </w:rPr>
-              <w:t>results/figures/q3/q3_08_delivery_progress.png</w:t>
+              <w:t>results\figures\q3\q3_08_delivery_progress.png</w:t>
             </w:r>
           </w:p>
         </w:tc>
@@ -4008,7 +4008,7 @@
                 <w:b w:val="0"/>
                 <w:sz w:val="18"/>
               </w:rPr>
-              <w:t>results/figures/q3/routes_model_A.png</w:t>
+              <w:t>results\figures\q3\routes_model_A.png</w:t>
             </w:r>
           </w:p>
         </w:tc>
@@ -4064,7 +4064,7 @@
                 <w:b w:val="0"/>
                 <w:sz w:val="18"/>
               </w:rPr>
-              <w:t>results/figures/q3/routes_model_B.png</w:t>
+              <w:t>results\figures\q3\routes_model_B.png</w:t>
             </w:r>
           </w:p>
         </w:tc>
@@ -4120,7 +4120,7 @@
                 <w:b w:val="0"/>
                 <w:sz w:val="18"/>
               </w:rPr>
-              <w:t>results/figures/q3/routes_model_C.png</w:t>
+              <w:t>results\figures\q3\routes_model_C.png</w:t>
             </w:r>
           </w:p>
         </w:tc>
@@ -4176,7 +4176,7 @@
                 <w:b w:val="0"/>
                 <w:sz w:val="18"/>
               </w:rPr>
-              <w:t>results/figures/q3/box_slack.png</w:t>
+              <w:t>results\figures\q3\box_slack.png</w:t>
             </w:r>
           </w:p>
         </w:tc>
@@ -4232,7 +4232,7 @@
                 <w:b w:val="0"/>
                 <w:sz w:val="18"/>
               </w:rPr>
-              <w:t>results/figures/q3/load_usage.png</w:t>
+              <w:t>results\figures\q3\load_usage.png</w:t>
             </w:r>
           </w:p>
         </w:tc>
@@ -4288,7 +4288,7 @@
                 <w:b w:val="0"/>
                 <w:sz w:val="18"/>
               </w:rPr>
-              <w:t>results/figures/q3/energy_components.png</w:t>
+              <w:t>results\figures\q3\energy_components.png</w:t>
             </w:r>
           </w:p>
         </w:tc>
@@ -4344,7 +4344,7 @@
                 <w:b w:val="0"/>
                 <w:sz w:val="18"/>
               </w:rPr>
-              <w:t>results/figures/q3/model_workload.png</w:t>
+              <w:t>results\figures\q3\model_workload.png</w:t>
             </w:r>
           </w:p>
         </w:tc>
@@ -4400,7 +4400,7 @@
                 <w:b w:val="0"/>
                 <w:sz w:val="18"/>
               </w:rPr>
-              <w:t>results/figures/q2_05_convergence.png</w:t>
+              <w:t>results\figures\q2_05_convergence.png</w:t>
             </w:r>
           </w:p>
         </w:tc>
@@ -4456,7 +4456,7 @@
                 <w:b w:val="0"/>
                 <w:sz w:val="18"/>
               </w:rPr>
-              <w:t>results/figures/q3/relay_body_gantt.png</w:t>
+              <w:t>results\figures\q3\relay_body_gantt.png</w:t>
             </w:r>
           </w:p>
         </w:tc>
@@ -4512,7 +4512,7 @@
                 <w:b w:val="0"/>
                 <w:sz w:val="18"/>
               </w:rPr>
-              <w:t>results/figures/q3/relay_energy_gantt.png</w:t>
+              <w:t>results\figures\q3\relay_energy_gantt.png</w:t>
             </w:r>
           </w:p>
         </w:tc>
@@ -4568,7 +4568,7 @@
                 <w:b w:val="0"/>
                 <w:sz w:val="18"/>
               </w:rPr>
-              <w:t>results/figures/q3/relay_profile_Q3-R-001.png</w:t>
+              <w:t>results\figures\q3\relay_profile_Q3-R-001.png</w:t>
             </w:r>
           </w:p>
         </w:tc>
@@ -4624,7 +4624,7 @@
                 <w:b w:val="0"/>
                 <w:sz w:val="18"/>
               </w:rPr>
-              <w:t>results/figures/q3/relay_profile_Q3-R-002.png</w:t>
+              <w:t>results\figures\q3\relay_profile_Q3-R-002.png</w:t>
             </w:r>
           </w:p>
         </w:tc>
@@ -4680,7 +4680,7 @@
                 <w:b w:val="0"/>
                 <w:sz w:val="18"/>
               </w:rPr>
-              <w:t>results/figures/q3/relay_profile_Q3-R-003.png</w:t>
+              <w:t>results\figures\q3\relay_profile_Q3-R-003.png</w:t>
             </w:r>
           </w:p>
         </w:tc>
@@ -4736,7 +4736,7 @@
                 <w:b w:val="0"/>
                 <w:sz w:val="18"/>
               </w:rPr>
-              <w:t>results/figures/q3/relay_profile_Q3-R-004.png</w:t>
+              <w:t>results\figures\q3\relay_profile_Q3-R-004.png</w:t>
             </w:r>
           </w:p>
         </w:tc>
@@ -4792,7 +4792,7 @@
                 <w:b w:val="0"/>
                 <w:sz w:val="18"/>
               </w:rPr>
-              <w:t>results/figures/q3/transport_profile_Q3-T-001.png</w:t>
+              <w:t>results\figures\q3\transport_profile_Q3-T-001.png</w:t>
             </w:r>
           </w:p>
         </w:tc>
@@ -4848,7 +4848,7 @@
                 <w:b w:val="0"/>
                 <w:sz w:val="18"/>
               </w:rPr>
-              <w:t>results/figures/q3/transport_profile_Q3-T-002.png</w:t>
+              <w:t>results\figures\q3\transport_profile_Q3-T-002.png</w:t>
             </w:r>
           </w:p>
         </w:tc>
@@ -4904,7 +4904,7 @@
                 <w:b w:val="0"/>
                 <w:sz w:val="18"/>
               </w:rPr>
-              <w:t>results/figures/q3/transport_profile_Q3-T-003.png</w:t>
+              <w:t>results\figures\q3\transport_profile_Q3-T-003.png</w:t>
             </w:r>
           </w:p>
         </w:tc>
@@ -4960,7 +4960,7 @@
                 <w:b w:val="0"/>
                 <w:sz w:val="18"/>
               </w:rPr>
-              <w:t>results/figures/q3/transport_profile_Q3-T-004.png</w:t>
+              <w:t>results\figures\q3\transport_profile_Q3-T-004.png</w:t>
             </w:r>
           </w:p>
         </w:tc>
@@ -5016,7 +5016,7 @@
                 <w:b w:val="0"/>
                 <w:sz w:val="18"/>
               </w:rPr>
-              <w:t>results/figures/q3/transport_profile_Q3-T-005.png</w:t>
+              <w:t>results\figures\q3\transport_profile_Q3-T-005.png</w:t>
             </w:r>
           </w:p>
         </w:tc>
@@ -5072,7 +5072,7 @@
                 <w:b w:val="0"/>
                 <w:sz w:val="18"/>
               </w:rPr>
-              <w:t>results/figures/q3/transport_profile_Q3-T-006.png</w:t>
+              <w:t>results\figures\q3\transport_profile_Q3-T-006.png</w:t>
             </w:r>
           </w:p>
         </w:tc>
@@ -5128,7 +5128,7 @@
                 <w:b w:val="0"/>
                 <w:sz w:val="18"/>
               </w:rPr>
-              <w:t>results/figures/q3/transport_profile_Q3-T-007.png</w:t>
+              <w:t>results\figures\q3\transport_profile_Q3-T-007.png</w:t>
             </w:r>
           </w:p>
         </w:tc>
@@ -5184,7 +5184,7 @@
                 <w:b w:val="0"/>
                 <w:sz w:val="18"/>
               </w:rPr>
-              <w:t>results/figures/q3/transport_profile_Q3-T-008.png</w:t>
+              <w:t>results\figures\q3\transport_profile_Q3-T-008.png</w:t>
             </w:r>
           </w:p>
         </w:tc>
@@ -5240,7 +5240,7 @@
                 <w:b w:val="0"/>
                 <w:sz w:val="18"/>
               </w:rPr>
-              <w:t>results/figures/q3/transport_profile_Q3-T-009.png</w:t>
+              <w:t>results\figures\q3\transport_profile_Q3-T-009.png</w:t>
             </w:r>
           </w:p>
         </w:tc>
@@ -5296,7 +5296,7 @@
                 <w:b w:val="0"/>
                 <w:sz w:val="18"/>
               </w:rPr>
-              <w:t>results/figures/q3/transport_profile_Q3-T-010.png</w:t>
+              <w:t>results\figures\q3\transport_profile_Q3-T-010.png</w:t>
             </w:r>
           </w:p>
         </w:tc>
@@ -5352,7 +5352,7 @@
                 <w:b w:val="0"/>
                 <w:sz w:val="18"/>
               </w:rPr>
-              <w:t>results/figures/q3/transport_profile_Q3-T-011.png</w:t>
+              <w:t>results\figures\q3\transport_profile_Q3-T-011.png</w:t>
             </w:r>
           </w:p>
         </w:tc>
@@ -5408,7 +5408,7 @@
                 <w:b w:val="0"/>
                 <w:sz w:val="18"/>
               </w:rPr>
-              <w:t>results/figures/q3/transport_profile_Q3-T-012.png</w:t>
+              <w:t>results\figures\q3\transport_profile_Q3-T-012.png</w:t>
             </w:r>
           </w:p>
         </w:tc>
@@ -5464,7 +5464,7 @@
                 <w:b w:val="0"/>
                 <w:sz w:val="18"/>
               </w:rPr>
-              <w:t>results/figures/q3/transport_profile_Q3-T-013.png</w:t>
+              <w:t>results\figures\q3\transport_profile_Q3-T-013.png</w:t>
             </w:r>
           </w:p>
         </w:tc>
@@ -5520,7 +5520,7 @@
                 <w:b w:val="0"/>
                 <w:sz w:val="18"/>
               </w:rPr>
-              <w:t>results/figures/q3/transport_profile_Q3-T-014.png</w:t>
+              <w:t>results\figures\q3\transport_profile_Q3-T-014.png</w:t>
             </w:r>
           </w:p>
         </w:tc>
@@ -5576,7 +5576,7 @@
                 <w:b w:val="0"/>
                 <w:sz w:val="18"/>
               </w:rPr>
-              <w:t>results/figures/q3/transport_profile_Q3-T-015.png</w:t>
+              <w:t>results\figures\q3\transport_profile_Q3-T-015.png</w:t>
             </w:r>
           </w:p>
         </w:tc>
@@ -5632,7 +5632,7 @@
                 <w:b w:val="0"/>
                 <w:sz w:val="18"/>
               </w:rPr>
-              <w:t>results/figures/q3/transport_profile_Q3-T-016.png</w:t>
+              <w:t>results\figures\q3\transport_profile_Q3-T-016.png</w:t>
             </w:r>
           </w:p>
         </w:tc>
@@ -5688,7 +5688,7 @@
                 <w:b w:val="0"/>
                 <w:sz w:val="18"/>
               </w:rPr>
-              <w:t>results/figures/q3/transport_profile_Q3-T-017.png</w:t>
+              <w:t>results\figures\q3\transport_profile_Q3-T-017.png</w:t>
             </w:r>
           </w:p>
         </w:tc>
@@ -5744,7 +5744,7 @@
                 <w:b w:val="0"/>
                 <w:sz w:val="18"/>
               </w:rPr>
-              <w:t>results/figures/q3/transport_profile_Q3-T-018.png</w:t>
+              <w:t>results\figures\q3\transport_profile_Q3-T-018.png</w:t>
             </w:r>
           </w:p>
         </w:tc>
@@ -5800,7 +5800,7 @@
                 <w:b w:val="0"/>
                 <w:sz w:val="18"/>
               </w:rPr>
-              <w:t>results/figures/q3/transport_profile_Q3-T-019.png</w:t>
+              <w:t>results\figures\q3\transport_profile_Q3-T-019.png</w:t>
             </w:r>
           </w:p>
         </w:tc>
@@ -5856,7 +5856,7 @@
                 <w:b w:val="0"/>
                 <w:sz w:val="18"/>
               </w:rPr>
-              <w:t>results/figures/q3/transport_profile_Q3-T-020.png</w:t>
+              <w:t>results\figures\q3\transport_profile_Q3-T-020.png</w:t>
             </w:r>
           </w:p>
         </w:tc>
@@ -5912,7 +5912,7 @@
                 <w:b w:val="0"/>
                 <w:sz w:val="18"/>
               </w:rPr>
-              <w:t>results/figures/q3/transport_profile_Q3-T-021.png</w:t>
+              <w:t>results\figures\q3\transport_profile_Q3-T-021.png</w:t>
             </w:r>
           </w:p>
         </w:tc>
@@ -5968,7 +5968,7 @@
                 <w:b w:val="0"/>
                 <w:sz w:val="18"/>
               </w:rPr>
-              <w:t>results/figures/q3/transport_profile_Q3-T-022.png</w:t>
+              <w:t>results\figures\q3\transport_profile_Q3-T-022.png</w:t>
             </w:r>
           </w:p>
         </w:tc>
@@ -6024,7 +6024,7 @@
                 <w:b w:val="0"/>
                 <w:sz w:val="18"/>
               </w:rPr>
-              <w:t>results/figures/q3/transport_profile_Q3-T-023.png</w:t>
+              <w:t>results\figures\q3\transport_profile_Q3-T-023.png</w:t>
             </w:r>
           </w:p>
         </w:tc>
@@ -6080,7 +6080,7 @@
                 <w:b w:val="0"/>
                 <w:sz w:val="18"/>
               </w:rPr>
-              <w:t>results/figures/q3/transport_profile_Q3-T-024.png</w:t>
+              <w:t>results\figures\q3\transport_profile_Q3-T-024.png</w:t>
             </w:r>
           </w:p>
         </w:tc>
@@ -6136,7 +6136,7 @@
                 <w:b w:val="0"/>
                 <w:sz w:val="18"/>
               </w:rPr>
-              <w:t>results/figures/q3/transport_profile_Q3-T-025.png</w:t>
+              <w:t>results\figures\q3\transport_profile_Q3-T-025.png</w:t>
             </w:r>
           </w:p>
         </w:tc>
@@ -6192,7 +6192,7 @@
                 <w:b w:val="0"/>
                 <w:sz w:val="18"/>
               </w:rPr>
-              <w:t>results/figures/q3/communication_timeline.png</w:t>
+              <w:t>results\figures\q3\communication_timeline.png</w:t>
             </w:r>
           </w:p>
         </w:tc>
@@ -6248,7 +6248,7 @@
                 <w:b w:val="0"/>
                 <w:sz w:val="18"/>
               </w:rPr>
-              <w:t>results/figures/q3/communication_duration.png</w:t>
+              <w:t>results\figures\q3\communication_duration.png</w:t>
             </w:r>
           </w:p>
         </w:tc>
@@ -6304,7 +6304,7 @@
                 <w:b w:val="0"/>
                 <w:sz w:val="18"/>
               </w:rPr>
-              <w:t>results/figures/q3/link_margin_distribution.png</w:t>
+              <w:t>results\figures\q3\link_margin_distribution.png</w:t>
             </w:r>
           </w:p>
         </w:tc>
@@ -6360,7 +6360,7 @@
                 <w:b w:val="0"/>
                 <w:sz w:val="18"/>
               </w:rPr>
-              <w:t>results/figures/q3/propagation_loss.png</w:t>
+              <w:t>results\figures\q3\propagation_loss.png</w:t>
             </w:r>
           </w:p>
         </w:tc>
@@ -6416,7 +6416,7 @@
                 <w:b w:val="0"/>
                 <w:sz w:val="18"/>
               </w:rPr>
-              <w:t>results/figures/q3/relay_delay.png</w:t>
+              <w:t>results\figures\q3\relay_delay.png</w:t>
             </w:r>
           </w:p>
         </w:tc>
@@ -6472,7 +6472,7 @@
                 <w:b w:val="0"/>
                 <w:sz w:val="18"/>
               </w:rPr>
-              <w:t>results/figures/q3/common_delay.png</w:t>
+              <w:t>results\figures\q3\common_delay.png</w:t>
             </w:r>
           </w:p>
         </w:tc>
@@ -6528,7 +6528,7 @@
                 <w:b w:val="0"/>
                 <w:sz w:val="18"/>
               </w:rPr>
-              <w:t>results/figures/q3/relay_energy_components.png</w:t>
+              <w:t>results\figures\q3\relay_energy_components.png</w:t>
             </w:r>
           </w:p>
         </w:tc>
@@ -6584,7 +6584,7 @@
                 <w:b w:val="0"/>
                 <w:sz w:val="18"/>
               </w:rPr>
-              <w:t>results/figures/q3/relay_return_soc.png</w:t>
+              <w:t>results\figures\q3\relay_return_soc.png</w:t>
             </w:r>
           </w:p>
         </w:tc>
@@ -6640,7 +6640,7 @@
                 <w:b w:val="0"/>
                 <w:sz w:val="18"/>
               </w:rPr>
-              <w:t>results/figures/q4/atomic_workload.png</w:t>
+              <w:t>results\figures\q4\atomic_workload.png</w:t>
             </w:r>
           </w:p>
         </w:tc>
@@ -6696,7 +6696,7 @@
                 <w:b w:val="0"/>
                 <w:sz w:val="18"/>
               </w:rPr>
-              <w:t>results/figures/q4/partition_K2.png</w:t>
+              <w:t>results\figures\q4\partition_K2.png</w:t>
             </w:r>
           </w:p>
         </w:tc>
@@ -6752,7 +6752,7 @@
                 <w:b w:val="0"/>
                 <w:sz w:val="18"/>
               </w:rPr>
-              <w:t>results/figures/q4/K2_workload.png</w:t>
+              <w:t>results\figures\q4\K2_workload.png</w:t>
             </w:r>
           </w:p>
         </w:tc>
@@ -6808,7 +6808,7 @@
                 <w:b w:val="0"/>
                 <w:sz w:val="18"/>
               </w:rPr>
-              <w:t>results/figures/q4/K2_boxes.png</w:t>
+              <w:t>results\figures\q4\K2_boxes.png</w:t>
             </w:r>
           </w:p>
         </w:tc>
@@ -6864,7 +6864,7 @@
                 <w:b w:val="0"/>
                 <w:sz w:val="18"/>
               </w:rPr>
-              <w:t>results/figures/q4/K2_sorties.png</w:t>
+              <w:t>results\figures\q4\K2_sorties.png</w:t>
             </w:r>
           </w:p>
         </w:tc>
@@ -6920,7 +6920,7 @@
                 <w:b w:val="0"/>
                 <w:sz w:val="18"/>
               </w:rPr>
-              <w:t>results/figures/q4/K2_inventory.png</w:t>
+              <w:t>results\figures\q4\K2_inventory.png</w:t>
             </w:r>
           </w:p>
         </w:tc>
@@ -6976,7 +6976,7 @@
                 <w:b w:val="0"/>
                 <w:sz w:val="18"/>
               </w:rPr>
-              <w:t>results/figures/q4/K2_gap.png</w:t>
+              <w:t>results\figures\q4\K2_gap.png</w:t>
             </w:r>
           </w:p>
         </w:tc>
@@ -7032,7 +7032,7 @@
                 <w:b w:val="0"/>
                 <w:sz w:val="18"/>
               </w:rPr>
-              <w:t>results/figures/q4/K2_drones_gantt.png</w:t>
+              <w:t>results\figures\q4\K2_drones_gantt.png</w:t>
             </w:r>
           </w:p>
         </w:tc>
@@ -7088,7 +7088,7 @@
                 <w:b w:val="0"/>
                 <w:sz w:val="18"/>
               </w:rPr>
-              <w:t>results/figures/q4/K2_batteries_gantt.png</w:t>
+              <w:t>results\figures\q4\K2_batteries_gantt.png</w:t>
             </w:r>
           </w:p>
         </w:tc>
@@ -7144,7 +7144,7 @@
                 <w:b w:val="0"/>
                 <w:sz w:val="18"/>
               </w:rPr>
-              <w:t>results/figures/q4/K2_relay_gantt.png</w:t>
+              <w:t>results\figures\q4\K2_relay_gantt.png</w:t>
             </w:r>
           </w:p>
         </w:tc>
@@ -7200,7 +7200,7 @@
                 <w:b w:val="0"/>
                 <w:sz w:val="18"/>
               </w:rPr>
-              <w:t>results/figures/q4/K2_modules_gantt.png</w:t>
+              <w:t>results\figures\q4\K2_modules_gantt.png</w:t>
             </w:r>
           </w:p>
         </w:tc>
@@ -7256,7 +7256,7 @@
                 <w:b w:val="0"/>
                 <w:sz w:val="18"/>
               </w:rPr>
-              <w:t>results/figures/q4/partition_K3.png</w:t>
+              <w:t>results\figures\q4\partition_K3.png</w:t>
             </w:r>
           </w:p>
         </w:tc>
@@ -7312,7 +7312,7 @@
                 <w:b w:val="0"/>
                 <w:sz w:val="18"/>
               </w:rPr>
-              <w:t>results/figures/q4/K3_workload.png</w:t>
+              <w:t>results\figures\q4\K3_workload.png</w:t>
             </w:r>
           </w:p>
         </w:tc>
@@ -7368,7 +7368,7 @@
                 <w:b w:val="0"/>
                 <w:sz w:val="18"/>
               </w:rPr>
-              <w:t>results/figures/q4/K3_boxes.png</w:t>
+              <w:t>results\figures\q4\K3_boxes.png</w:t>
             </w:r>
           </w:p>
         </w:tc>
@@ -7424,7 +7424,7 @@
                 <w:b w:val="0"/>
                 <w:sz w:val="18"/>
               </w:rPr>
-              <w:t>results/figures/q4/K3_sorties.png</w:t>
+              <w:t>results\figures\q4\K3_sorties.png</w:t>
             </w:r>
           </w:p>
         </w:tc>
@@ -7480,7 +7480,7 @@
                 <w:b w:val="0"/>
                 <w:sz w:val="18"/>
               </w:rPr>
-              <w:t>results/figures/q4/K3_inventory.png</w:t>
+              <w:t>results\figures\q4\K3_inventory.png</w:t>
             </w:r>
           </w:p>
         </w:tc>
@@ -7536,7 +7536,7 @@
                 <w:b w:val="0"/>
                 <w:sz w:val="18"/>
               </w:rPr>
-              <w:t>results/figures/q4/K3_gap.png</w:t>
+              <w:t>results\figures\q4\K3_gap.png</w:t>
             </w:r>
           </w:p>
         </w:tc>
@@ -7592,7 +7592,7 @@
                 <w:b w:val="0"/>
                 <w:sz w:val="18"/>
               </w:rPr>
-              <w:t>results/figures/q4/K3_drones_gantt.png</w:t>
+              <w:t>results\figures\q4\K3_drones_gantt.png</w:t>
             </w:r>
           </w:p>
         </w:tc>
@@ -7648,7 +7648,7 @@
                 <w:b w:val="0"/>
                 <w:sz w:val="18"/>
               </w:rPr>
-              <w:t>results/figures/q4/K3_batteries_gantt.png</w:t>
+              <w:t>results\figures\q4\K3_batteries_gantt.png</w:t>
             </w:r>
           </w:p>
         </w:tc>
@@ -7704,7 +7704,7 @@
                 <w:b w:val="0"/>
                 <w:sz w:val="18"/>
               </w:rPr>
-              <w:t>results/figures/q4/K3_relay_gantt.png</w:t>
+              <w:t>results\figures\q4\K3_relay_gantt.png</w:t>
             </w:r>
           </w:p>
         </w:tc>
@@ -7760,7 +7760,7 @@
                 <w:b w:val="0"/>
                 <w:sz w:val="18"/>
               </w:rPr>
-              <w:t>results/figures/q4/K3_modules_gantt.png</w:t>
+              <w:t>results\figures\q4\K3_modules_gantt.png</w:t>
             </w:r>
           </w:p>
         </w:tc>
@@ -7816,7 +7816,7 @@
                 <w:b w:val="0"/>
                 <w:sz w:val="18"/>
               </w:rPr>
-              <w:t>results/figures/q4/all_partitions.png</w:t>
+              <w:t>results\figures\q4\all_partitions.png</w:t>
             </w:r>
           </w:p>
         </w:tc>
@@ -7872,7 +7872,7 @@
                 <w:b w:val="0"/>
                 <w:sz w:val="18"/>
               </w:rPr>
-              <w:t>results/figures/closure/energy_soc.png</w:t>
+              <w:t>results\figures\closure\energy_soc.png</w:t>
             </w:r>
           </w:p>
         </w:tc>
@@ -7928,7 +7928,7 @@
                 <w:b w:val="0"/>
                 <w:sz w:val="18"/>
               </w:rPr>
-              <w:t>results/figures/closure/energy_violations.png</w:t>
+              <w:t>results\figures\closure\energy_violations.png</w:t>
             </w:r>
           </w:p>
         </w:tc>
@@ -7984,7 +7984,7 @@
                 <w:b w:val="0"/>
                 <w:sz w:val="18"/>
               </w:rPr>
-              <w:t>results/figures/closure/energy_charge_conflicts.png</w:t>
+              <w:t>results\figures\closure\energy_charge_conflicts.png</w:t>
             </w:r>
           </w:p>
         </w:tc>
@@ -8040,7 +8040,7 @@
                 <w:b w:val="0"/>
                 <w:sz w:val="18"/>
               </w:rPr>
-              <w:t>results/figures/closure/charge_slack.png</w:t>
+              <w:t>results\figures\closure\charge_slack.png</w:t>
             </w:r>
           </w:p>
         </w:tc>
@@ -8096,7 +8096,7 @@
                 <w:b w:val="0"/>
                 <w:sz w:val="18"/>
               </w:rPr>
-              <w:t>results/figures/closure/charge_conflicts.png</w:t>
+              <w:t>results\figures\closure\charge_conflicts.png</w:t>
             </w:r>
           </w:p>
         </w:tc>
@@ -8152,7 +8152,7 @@
                 <w:b w:val="0"/>
                 <w:sz w:val="18"/>
               </w:rPr>
-              <w:t>results/figures/closure/delay_slack.png</w:t>
+              <w:t>results\figures\closure\delay_slack.png</w:t>
             </w:r>
           </w:p>
         </w:tc>
@@ -8208,7 +8208,7 @@
                 <w:b w:val="0"/>
                 <w:sz w:val="18"/>
               </w:rPr>
-              <w:t>results/figures/closure/delay_violations.png</w:t>
+              <w:t>results\figures\closure\delay_violations.png</w:t>
             </w:r>
           </w:p>
         </w:tc>
@@ -8264,7 +8264,7 @@
                 <w:b w:val="0"/>
                 <w:sz w:val="18"/>
               </w:rPr>
-              <w:t>results/figures/closure/expected_delay.png</w:t>
+              <w:t>results\figures\closure\expected_delay.png</w:t>
             </w:r>
           </w:p>
         </w:tc>
@@ -8320,7 +8320,7 @@
                 <w:b w:val="0"/>
                 <w:sz w:val="18"/>
               </w:rPr>
-              <w:t>results/figures/closure/candidate_compatibility.png</w:t>
+              <w:t>results\figures\closure\candidate_compatibility.png</w:t>
             </w:r>
           </w:p>
         </w:tc>
